--- a/FASE 2/Evidencias Proyecto/Documentacion/Spring backlogs/Sprint Backlog 03 Control mediante gestos y configuracion.docx
+++ b/FASE 2/Evidencias Proyecto/Documentacion/Spring backlogs/Sprint Backlog 03 Control mediante gestos y configuracion.docx
@@ -180,41 +180,11 @@
           <w:rFonts w:ascii="Calibri" w:hAnsi="Calibri" w:cs="Calibri"/>
         </w:rPr>
         <w:t>Integrantes: Alejandro Silva</w:t>
-      </w:r>
-      <w:r>
-        <w:rPr>
-          <w:rFonts w:ascii="Calibri" w:hAnsi="Calibri" w:cs="Calibri"/>
-        </w:rPr>
         <w:tab/>
-      </w:r>
-      <w:r>
-        <w:rPr>
-          <w:rFonts w:ascii="Calibri" w:hAnsi="Calibri" w:cs="Calibri"/>
-        </w:rPr>
         <w:tab/>
-      </w:r>
-      <w:r>
-        <w:rPr>
-          <w:rFonts w:ascii="Calibri" w:hAnsi="Calibri" w:cs="Calibri"/>
-        </w:rPr>
         <w:tab/>
-      </w:r>
-      <w:r>
-        <w:rPr>
-          <w:rFonts w:ascii="Calibri" w:hAnsi="Calibri" w:cs="Calibri"/>
-        </w:rPr>
         <w:tab/>
-      </w:r>
-      <w:r>
-        <w:rPr>
-          <w:rFonts w:ascii="Calibri" w:hAnsi="Calibri" w:cs="Calibri"/>
-        </w:rPr>
         <w:tab/>
-      </w:r>
-      <w:r>
-        <w:rPr>
-          <w:rFonts w:ascii="Calibri" w:hAnsi="Calibri" w:cs="Calibri"/>
-        </w:rPr>
         <w:tab/>
         <w:t>Docente: Maria Cobo</w:t>
       </w:r>
@@ -295,11 +265,7 @@
           </w:pPr>
           <w:r>
             <w:fldChar w:fldCharType="begin"/>
-          </w:r>
-          <w:r>
             <w:instrText xml:space="preserve"> TOC \o "1-3" \h \z \u </w:instrText>
-          </w:r>
-          <w:r>
             <w:fldChar w:fldCharType="separate"/>
           </w:r>
           <w:hyperlink w:anchor="_Toc241875800" w:history="1">
@@ -317,46 +283,10 @@
                 <w:webHidden/>
               </w:rPr>
               <w:tab/>
-            </w:r>
-            <w:r>
-              <w:rPr>
-                <w:noProof/>
-                <w:webHidden/>
-              </w:rPr>
               <w:fldChar w:fldCharType="begin"/>
-            </w:r>
-            <w:r>
-              <w:rPr>
-                <w:noProof/>
-                <w:webHidden/>
-              </w:rPr>
               <w:instrText xml:space="preserve"> PAGEREF _Toc241875800 \h </w:instrText>
-            </w:r>
-            <w:r>
-              <w:rPr>
-                <w:noProof/>
-                <w:webHidden/>
-              </w:rPr>
-            </w:r>
-            <w:r>
-              <w:rPr>
-                <w:noProof/>
-                <w:webHidden/>
-              </w:rPr>
               <w:fldChar w:fldCharType="separate"/>
-            </w:r>
-            <w:r>
-              <w:rPr>
-                <w:noProof/>
-                <w:webHidden/>
-              </w:rPr>
               <w:t>3</w:t>
-            </w:r>
-            <w:r>
-              <w:rPr>
-                <w:noProof/>
-                <w:webHidden/>
-              </w:rPr>
               <w:fldChar w:fldCharType="end"/>
             </w:r>
           </w:hyperlink>
@@ -388,46 +318,10 @@
                 <w:webHidden/>
               </w:rPr>
               <w:tab/>
-            </w:r>
-            <w:r>
-              <w:rPr>
-                <w:noProof/>
-                <w:webHidden/>
-              </w:rPr>
               <w:fldChar w:fldCharType="begin"/>
-            </w:r>
-            <w:r>
-              <w:rPr>
-                <w:noProof/>
-                <w:webHidden/>
-              </w:rPr>
               <w:instrText xml:space="preserve"> PAGEREF _Toc241875801 \h </w:instrText>
-            </w:r>
-            <w:r>
-              <w:rPr>
-                <w:noProof/>
-                <w:webHidden/>
-              </w:rPr>
-            </w:r>
-            <w:r>
-              <w:rPr>
-                <w:noProof/>
-                <w:webHidden/>
-              </w:rPr>
               <w:fldChar w:fldCharType="separate"/>
-            </w:r>
-            <w:r>
-              <w:rPr>
-                <w:noProof/>
-                <w:webHidden/>
-              </w:rPr>
               <w:t>3</w:t>
-            </w:r>
-            <w:r>
-              <w:rPr>
-                <w:noProof/>
-                <w:webHidden/>
-              </w:rPr>
               <w:fldChar w:fldCharType="end"/>
             </w:r>
           </w:hyperlink>
@@ -459,46 +353,10 @@
                 <w:webHidden/>
               </w:rPr>
               <w:tab/>
-            </w:r>
-            <w:r>
-              <w:rPr>
-                <w:noProof/>
-                <w:webHidden/>
-              </w:rPr>
               <w:fldChar w:fldCharType="begin"/>
-            </w:r>
-            <w:r>
-              <w:rPr>
-                <w:noProof/>
-                <w:webHidden/>
-              </w:rPr>
               <w:instrText xml:space="preserve"> PAGEREF _Toc241875802 \h </w:instrText>
-            </w:r>
-            <w:r>
-              <w:rPr>
-                <w:noProof/>
-                <w:webHidden/>
-              </w:rPr>
-            </w:r>
-            <w:r>
-              <w:rPr>
-                <w:noProof/>
-                <w:webHidden/>
-              </w:rPr>
               <w:fldChar w:fldCharType="separate"/>
-            </w:r>
-            <w:r>
-              <w:rPr>
-                <w:noProof/>
-                <w:webHidden/>
-              </w:rPr>
               <w:t>3</w:t>
-            </w:r>
-            <w:r>
-              <w:rPr>
-                <w:noProof/>
-                <w:webHidden/>
-              </w:rPr>
               <w:fldChar w:fldCharType="end"/>
             </w:r>
           </w:hyperlink>
@@ -530,46 +388,10 @@
                 <w:webHidden/>
               </w:rPr>
               <w:tab/>
-            </w:r>
-            <w:r>
-              <w:rPr>
-                <w:noProof/>
-                <w:webHidden/>
-              </w:rPr>
               <w:fldChar w:fldCharType="begin"/>
-            </w:r>
-            <w:r>
-              <w:rPr>
-                <w:noProof/>
-                <w:webHidden/>
-              </w:rPr>
               <w:instrText xml:space="preserve"> PAGEREF _Toc241875803 \h </w:instrText>
-            </w:r>
-            <w:r>
-              <w:rPr>
-                <w:noProof/>
-                <w:webHidden/>
-              </w:rPr>
-            </w:r>
-            <w:r>
-              <w:rPr>
-                <w:noProof/>
-                <w:webHidden/>
-              </w:rPr>
               <w:fldChar w:fldCharType="separate"/>
-            </w:r>
-            <w:r>
-              <w:rPr>
-                <w:noProof/>
-                <w:webHidden/>
-              </w:rPr>
               <w:t>4</w:t>
-            </w:r>
-            <w:r>
-              <w:rPr>
-                <w:noProof/>
-                <w:webHidden/>
-              </w:rPr>
               <w:fldChar w:fldCharType="end"/>
             </w:r>
           </w:hyperlink>
@@ -601,46 +423,10 @@
                 <w:webHidden/>
               </w:rPr>
               <w:tab/>
-            </w:r>
-            <w:r>
-              <w:rPr>
-                <w:noProof/>
-                <w:webHidden/>
-              </w:rPr>
               <w:fldChar w:fldCharType="begin"/>
-            </w:r>
-            <w:r>
-              <w:rPr>
-                <w:noProof/>
-                <w:webHidden/>
-              </w:rPr>
               <w:instrText xml:space="preserve"> PAGEREF _Toc241875804 \h </w:instrText>
-            </w:r>
-            <w:r>
-              <w:rPr>
-                <w:noProof/>
-                <w:webHidden/>
-              </w:rPr>
-            </w:r>
-            <w:r>
-              <w:rPr>
-                <w:noProof/>
-                <w:webHidden/>
-              </w:rPr>
               <w:fldChar w:fldCharType="separate"/>
-            </w:r>
-            <w:r>
-              <w:rPr>
-                <w:noProof/>
-                <w:webHidden/>
-              </w:rPr>
               <w:t>5</w:t>
-            </w:r>
-            <w:r>
-              <w:rPr>
-                <w:noProof/>
-                <w:webHidden/>
-              </w:rPr>
               <w:fldChar w:fldCharType="end"/>
             </w:r>
           </w:hyperlink>
@@ -672,46 +458,10 @@
                 <w:webHidden/>
               </w:rPr>
               <w:tab/>
-            </w:r>
-            <w:r>
-              <w:rPr>
-                <w:noProof/>
-                <w:webHidden/>
-              </w:rPr>
               <w:fldChar w:fldCharType="begin"/>
-            </w:r>
-            <w:r>
-              <w:rPr>
-                <w:noProof/>
-                <w:webHidden/>
-              </w:rPr>
               <w:instrText xml:space="preserve"> PAGEREF _Toc241875805 \h </w:instrText>
-            </w:r>
-            <w:r>
-              <w:rPr>
-                <w:noProof/>
-                <w:webHidden/>
-              </w:rPr>
-            </w:r>
-            <w:r>
-              <w:rPr>
-                <w:noProof/>
-                <w:webHidden/>
-              </w:rPr>
               <w:fldChar w:fldCharType="separate"/>
-            </w:r>
-            <w:r>
-              <w:rPr>
-                <w:noProof/>
-                <w:webHidden/>
-              </w:rPr>
               <w:t>5</w:t>
-            </w:r>
-            <w:r>
-              <w:rPr>
-                <w:noProof/>
-                <w:webHidden/>
-              </w:rPr>
               <w:fldChar w:fldCharType="end"/>
             </w:r>
           </w:hyperlink>
@@ -743,46 +493,10 @@
                 <w:webHidden/>
               </w:rPr>
               <w:tab/>
-            </w:r>
-            <w:r>
-              <w:rPr>
-                <w:noProof/>
-                <w:webHidden/>
-              </w:rPr>
               <w:fldChar w:fldCharType="begin"/>
-            </w:r>
-            <w:r>
-              <w:rPr>
-                <w:noProof/>
-                <w:webHidden/>
-              </w:rPr>
               <w:instrText xml:space="preserve"> PAGEREF _Toc241875806 \h </w:instrText>
-            </w:r>
-            <w:r>
-              <w:rPr>
-                <w:noProof/>
-                <w:webHidden/>
-              </w:rPr>
-            </w:r>
-            <w:r>
-              <w:rPr>
-                <w:noProof/>
-                <w:webHidden/>
-              </w:rPr>
               <w:fldChar w:fldCharType="separate"/>
-            </w:r>
-            <w:r>
-              <w:rPr>
-                <w:noProof/>
-                <w:webHidden/>
-              </w:rPr>
               <w:t>5</w:t>
-            </w:r>
-            <w:r>
-              <w:rPr>
-                <w:noProof/>
-                <w:webHidden/>
-              </w:rPr>
               <w:fldChar w:fldCharType="end"/>
             </w:r>
           </w:hyperlink>
@@ -814,46 +528,10 @@
                 <w:webHidden/>
               </w:rPr>
               <w:tab/>
-            </w:r>
-            <w:r>
-              <w:rPr>
-                <w:noProof/>
-                <w:webHidden/>
-              </w:rPr>
               <w:fldChar w:fldCharType="begin"/>
-            </w:r>
-            <w:r>
-              <w:rPr>
-                <w:noProof/>
-                <w:webHidden/>
-              </w:rPr>
               <w:instrText xml:space="preserve"> PAGEREF _Toc241875807 \h </w:instrText>
-            </w:r>
-            <w:r>
-              <w:rPr>
-                <w:noProof/>
-                <w:webHidden/>
-              </w:rPr>
-            </w:r>
-            <w:r>
-              <w:rPr>
-                <w:noProof/>
-                <w:webHidden/>
-              </w:rPr>
               <w:fldChar w:fldCharType="separate"/>
-            </w:r>
-            <w:r>
-              <w:rPr>
-                <w:noProof/>
-                <w:webHidden/>
-              </w:rPr>
               <w:t>5</w:t>
-            </w:r>
-            <w:r>
-              <w:rPr>
-                <w:noProof/>
-                <w:webHidden/>
-              </w:rPr>
               <w:fldChar w:fldCharType="end"/>
             </w:r>
           </w:hyperlink>
@@ -885,46 +563,10 @@
                 <w:webHidden/>
               </w:rPr>
               <w:tab/>
-            </w:r>
-            <w:r>
-              <w:rPr>
-                <w:noProof/>
-                <w:webHidden/>
-              </w:rPr>
               <w:fldChar w:fldCharType="begin"/>
-            </w:r>
-            <w:r>
-              <w:rPr>
-                <w:noProof/>
-                <w:webHidden/>
-              </w:rPr>
               <w:instrText xml:space="preserve"> PAGEREF _Toc241875808 \h </w:instrText>
-            </w:r>
-            <w:r>
-              <w:rPr>
-                <w:noProof/>
-                <w:webHidden/>
-              </w:rPr>
-            </w:r>
-            <w:r>
-              <w:rPr>
-                <w:noProof/>
-                <w:webHidden/>
-              </w:rPr>
               <w:fldChar w:fldCharType="separate"/>
-            </w:r>
-            <w:r>
-              <w:rPr>
-                <w:noProof/>
-                <w:webHidden/>
-              </w:rPr>
               <w:t>6</w:t>
-            </w:r>
-            <w:r>
-              <w:rPr>
-                <w:noProof/>
-                <w:webHidden/>
-              </w:rPr>
               <w:fldChar w:fldCharType="end"/>
             </w:r>
           </w:hyperlink>
@@ -956,46 +598,10 @@
                 <w:webHidden/>
               </w:rPr>
               <w:tab/>
-            </w:r>
-            <w:r>
-              <w:rPr>
-                <w:noProof/>
-                <w:webHidden/>
-              </w:rPr>
               <w:fldChar w:fldCharType="begin"/>
-            </w:r>
-            <w:r>
-              <w:rPr>
-                <w:noProof/>
-                <w:webHidden/>
-              </w:rPr>
               <w:instrText xml:space="preserve"> PAGEREF _Toc241875809 \h </w:instrText>
-            </w:r>
-            <w:r>
-              <w:rPr>
-                <w:noProof/>
-                <w:webHidden/>
-              </w:rPr>
-            </w:r>
-            <w:r>
-              <w:rPr>
-                <w:noProof/>
-                <w:webHidden/>
-              </w:rPr>
               <w:fldChar w:fldCharType="separate"/>
-            </w:r>
-            <w:r>
-              <w:rPr>
-                <w:noProof/>
-                <w:webHidden/>
-              </w:rPr>
               <w:t>6</w:t>
-            </w:r>
-            <w:r>
-              <w:rPr>
-                <w:noProof/>
-                <w:webHidden/>
-              </w:rPr>
               <w:fldChar w:fldCharType="end"/>
             </w:r>
           </w:hyperlink>
@@ -1027,46 +633,10 @@
                 <w:webHidden/>
               </w:rPr>
               <w:tab/>
-            </w:r>
-            <w:r>
-              <w:rPr>
-                <w:noProof/>
-                <w:webHidden/>
-              </w:rPr>
               <w:fldChar w:fldCharType="begin"/>
-            </w:r>
-            <w:r>
-              <w:rPr>
-                <w:noProof/>
-                <w:webHidden/>
-              </w:rPr>
               <w:instrText xml:space="preserve"> PAGEREF _Toc241875810 \h </w:instrText>
-            </w:r>
-            <w:r>
-              <w:rPr>
-                <w:noProof/>
-                <w:webHidden/>
-              </w:rPr>
-            </w:r>
-            <w:r>
-              <w:rPr>
-                <w:noProof/>
-                <w:webHidden/>
-              </w:rPr>
               <w:fldChar w:fldCharType="separate"/>
-            </w:r>
-            <w:r>
-              <w:rPr>
-                <w:noProof/>
-                <w:webHidden/>
-              </w:rPr>
               <w:t>7</w:t>
-            </w:r>
-            <w:r>
-              <w:rPr>
-                <w:noProof/>
-                <w:webHidden/>
-              </w:rPr>
               <w:fldChar w:fldCharType="end"/>
             </w:r>
           </w:hyperlink>
@@ -1098,46 +668,10 @@
                 <w:webHidden/>
               </w:rPr>
               <w:tab/>
-            </w:r>
-            <w:r>
-              <w:rPr>
-                <w:noProof/>
-                <w:webHidden/>
-              </w:rPr>
               <w:fldChar w:fldCharType="begin"/>
-            </w:r>
-            <w:r>
-              <w:rPr>
-                <w:noProof/>
-                <w:webHidden/>
-              </w:rPr>
               <w:instrText xml:space="preserve"> PAGEREF _Toc241875811 \h </w:instrText>
-            </w:r>
-            <w:r>
-              <w:rPr>
-                <w:noProof/>
-                <w:webHidden/>
-              </w:rPr>
-            </w:r>
-            <w:r>
-              <w:rPr>
-                <w:noProof/>
-                <w:webHidden/>
-              </w:rPr>
               <w:fldChar w:fldCharType="separate"/>
-            </w:r>
-            <w:r>
-              <w:rPr>
-                <w:noProof/>
-                <w:webHidden/>
-              </w:rPr>
               <w:t>7</w:t>
-            </w:r>
-            <w:r>
-              <w:rPr>
-                <w:noProof/>
-                <w:webHidden/>
-              </w:rPr>
               <w:fldChar w:fldCharType="end"/>
             </w:r>
           </w:hyperlink>
@@ -1169,46 +703,10 @@
                 <w:webHidden/>
               </w:rPr>
               <w:tab/>
-            </w:r>
-            <w:r>
-              <w:rPr>
-                <w:noProof/>
-                <w:webHidden/>
-              </w:rPr>
               <w:fldChar w:fldCharType="begin"/>
-            </w:r>
-            <w:r>
-              <w:rPr>
-                <w:noProof/>
-                <w:webHidden/>
-              </w:rPr>
               <w:instrText xml:space="preserve"> PAGEREF _Toc241875812 \h </w:instrText>
-            </w:r>
-            <w:r>
-              <w:rPr>
-                <w:noProof/>
-                <w:webHidden/>
-              </w:rPr>
-            </w:r>
-            <w:r>
-              <w:rPr>
-                <w:noProof/>
-                <w:webHidden/>
-              </w:rPr>
               <w:fldChar w:fldCharType="separate"/>
-            </w:r>
-            <w:r>
-              <w:rPr>
-                <w:noProof/>
-                <w:webHidden/>
-              </w:rPr>
               <w:t>7</w:t>
-            </w:r>
-            <w:r>
-              <w:rPr>
-                <w:noProof/>
-                <w:webHidden/>
-              </w:rPr>
               <w:fldChar w:fldCharType="end"/>
             </w:r>
           </w:hyperlink>
@@ -1240,46 +738,10 @@
                 <w:webHidden/>
               </w:rPr>
               <w:tab/>
-            </w:r>
-            <w:r>
-              <w:rPr>
-                <w:noProof/>
-                <w:webHidden/>
-              </w:rPr>
               <w:fldChar w:fldCharType="begin"/>
-            </w:r>
-            <w:r>
-              <w:rPr>
-                <w:noProof/>
-                <w:webHidden/>
-              </w:rPr>
               <w:instrText xml:space="preserve"> PAGEREF _Toc241875813 \h </w:instrText>
-            </w:r>
-            <w:r>
-              <w:rPr>
-                <w:noProof/>
-                <w:webHidden/>
-              </w:rPr>
-            </w:r>
-            <w:r>
-              <w:rPr>
-                <w:noProof/>
-                <w:webHidden/>
-              </w:rPr>
               <w:fldChar w:fldCharType="separate"/>
-            </w:r>
-            <w:r>
-              <w:rPr>
-                <w:noProof/>
-                <w:webHidden/>
-              </w:rPr>
               <w:t>8</w:t>
-            </w:r>
-            <w:r>
-              <w:rPr>
-                <w:noProof/>
-                <w:webHidden/>
-              </w:rPr>
               <w:fldChar w:fldCharType="end"/>
             </w:r>
           </w:hyperlink>
@@ -1311,46 +773,10 @@
                 <w:webHidden/>
               </w:rPr>
               <w:tab/>
-            </w:r>
-            <w:r>
-              <w:rPr>
-                <w:noProof/>
-                <w:webHidden/>
-              </w:rPr>
               <w:fldChar w:fldCharType="begin"/>
-            </w:r>
-            <w:r>
-              <w:rPr>
-                <w:noProof/>
-                <w:webHidden/>
-              </w:rPr>
               <w:instrText xml:space="preserve"> PAGEREF _Toc241875814 \h </w:instrText>
-            </w:r>
-            <w:r>
-              <w:rPr>
-                <w:noProof/>
-                <w:webHidden/>
-              </w:rPr>
-            </w:r>
-            <w:r>
-              <w:rPr>
-                <w:noProof/>
-                <w:webHidden/>
-              </w:rPr>
               <w:fldChar w:fldCharType="separate"/>
-            </w:r>
-            <w:r>
-              <w:rPr>
-                <w:noProof/>
-                <w:webHidden/>
-              </w:rPr>
               <w:t>9</w:t>
-            </w:r>
-            <w:r>
-              <w:rPr>
-                <w:noProof/>
-                <w:webHidden/>
-              </w:rPr>
               <w:fldChar w:fldCharType="end"/>
             </w:r>
           </w:hyperlink>
@@ -1382,46 +808,10 @@
                 <w:webHidden/>
               </w:rPr>
               <w:tab/>
-            </w:r>
-            <w:r>
-              <w:rPr>
-                <w:noProof/>
-                <w:webHidden/>
-              </w:rPr>
               <w:fldChar w:fldCharType="begin"/>
-            </w:r>
-            <w:r>
-              <w:rPr>
-                <w:noProof/>
-                <w:webHidden/>
-              </w:rPr>
               <w:instrText xml:space="preserve"> PAGEREF _Toc241875815 \h </w:instrText>
-            </w:r>
-            <w:r>
-              <w:rPr>
-                <w:noProof/>
-                <w:webHidden/>
-              </w:rPr>
-            </w:r>
-            <w:r>
-              <w:rPr>
-                <w:noProof/>
-                <w:webHidden/>
-              </w:rPr>
               <w:fldChar w:fldCharType="separate"/>
-            </w:r>
-            <w:r>
-              <w:rPr>
-                <w:noProof/>
-                <w:webHidden/>
-              </w:rPr>
               <w:t>11</w:t>
-            </w:r>
-            <w:r>
-              <w:rPr>
-                <w:noProof/>
-                <w:webHidden/>
-              </w:rPr>
               <w:fldChar w:fldCharType="end"/>
             </w:r>
           </w:hyperlink>
@@ -1453,46 +843,10 @@
                 <w:webHidden/>
               </w:rPr>
               <w:tab/>
-            </w:r>
-            <w:r>
-              <w:rPr>
-                <w:noProof/>
-                <w:webHidden/>
-              </w:rPr>
               <w:fldChar w:fldCharType="begin"/>
-            </w:r>
-            <w:r>
-              <w:rPr>
-                <w:noProof/>
-                <w:webHidden/>
-              </w:rPr>
               <w:instrText xml:space="preserve"> PAGEREF _Toc241875816 \h </w:instrText>
-            </w:r>
-            <w:r>
-              <w:rPr>
-                <w:noProof/>
-                <w:webHidden/>
-              </w:rPr>
-            </w:r>
-            <w:r>
-              <w:rPr>
-                <w:noProof/>
-                <w:webHidden/>
-              </w:rPr>
               <w:fldChar w:fldCharType="separate"/>
-            </w:r>
-            <w:r>
-              <w:rPr>
-                <w:noProof/>
-                <w:webHidden/>
-              </w:rPr>
               <w:t>12</w:t>
-            </w:r>
-            <w:r>
-              <w:rPr>
-                <w:noProof/>
-                <w:webHidden/>
-              </w:rPr>
               <w:fldChar w:fldCharType="end"/>
             </w:r>
           </w:hyperlink>
@@ -1524,46 +878,10 @@
                 <w:webHidden/>
               </w:rPr>
               <w:tab/>
-            </w:r>
-            <w:r>
-              <w:rPr>
-                <w:noProof/>
-                <w:webHidden/>
-              </w:rPr>
               <w:fldChar w:fldCharType="begin"/>
-            </w:r>
-            <w:r>
-              <w:rPr>
-                <w:noProof/>
-                <w:webHidden/>
-              </w:rPr>
               <w:instrText xml:space="preserve"> PAGEREF _Toc241875817 \h </w:instrText>
-            </w:r>
-            <w:r>
-              <w:rPr>
-                <w:noProof/>
-                <w:webHidden/>
-              </w:rPr>
-            </w:r>
-            <w:r>
-              <w:rPr>
-                <w:noProof/>
-                <w:webHidden/>
-              </w:rPr>
               <w:fldChar w:fldCharType="separate"/>
-            </w:r>
-            <w:r>
-              <w:rPr>
-                <w:noProof/>
-                <w:webHidden/>
-              </w:rPr>
               <w:t>13</w:t>
-            </w:r>
-            <w:r>
-              <w:rPr>
-                <w:noProof/>
-                <w:webHidden/>
-              </w:rPr>
               <w:fldChar w:fldCharType="end"/>
             </w:r>
           </w:hyperlink>
@@ -1595,46 +913,10 @@
                 <w:webHidden/>
               </w:rPr>
               <w:tab/>
-            </w:r>
-            <w:r>
-              <w:rPr>
-                <w:noProof/>
-                <w:webHidden/>
-              </w:rPr>
               <w:fldChar w:fldCharType="begin"/>
-            </w:r>
-            <w:r>
-              <w:rPr>
-                <w:noProof/>
-                <w:webHidden/>
-              </w:rPr>
               <w:instrText xml:space="preserve"> PAGEREF _Toc241875818 \h </w:instrText>
-            </w:r>
-            <w:r>
-              <w:rPr>
-                <w:noProof/>
-                <w:webHidden/>
-              </w:rPr>
-            </w:r>
-            <w:r>
-              <w:rPr>
-                <w:noProof/>
-                <w:webHidden/>
-              </w:rPr>
               <w:fldChar w:fldCharType="separate"/>
-            </w:r>
-            <w:r>
-              <w:rPr>
-                <w:noProof/>
-                <w:webHidden/>
-              </w:rPr>
               <w:t>14</w:t>
-            </w:r>
-            <w:r>
-              <w:rPr>
-                <w:noProof/>
-                <w:webHidden/>
-              </w:rPr>
               <w:fldChar w:fldCharType="end"/>
             </w:r>
           </w:hyperlink>
@@ -1666,46 +948,10 @@
                 <w:webHidden/>
               </w:rPr>
               <w:tab/>
-            </w:r>
-            <w:r>
-              <w:rPr>
-                <w:noProof/>
-                <w:webHidden/>
-              </w:rPr>
               <w:fldChar w:fldCharType="begin"/>
-            </w:r>
-            <w:r>
-              <w:rPr>
-                <w:noProof/>
-                <w:webHidden/>
-              </w:rPr>
               <w:instrText xml:space="preserve"> PAGEREF _Toc241875819 \h </w:instrText>
-            </w:r>
-            <w:r>
-              <w:rPr>
-                <w:noProof/>
-                <w:webHidden/>
-              </w:rPr>
-            </w:r>
-            <w:r>
-              <w:rPr>
-                <w:noProof/>
-                <w:webHidden/>
-              </w:rPr>
               <w:fldChar w:fldCharType="separate"/>
-            </w:r>
-            <w:r>
-              <w:rPr>
-                <w:noProof/>
-                <w:webHidden/>
-              </w:rPr>
               <w:t>14</w:t>
-            </w:r>
-            <w:r>
-              <w:rPr>
-                <w:noProof/>
-                <w:webHidden/>
-              </w:rPr>
               <w:fldChar w:fldCharType="end"/>
             </w:r>
           </w:hyperlink>
@@ -1737,46 +983,10 @@
                 <w:webHidden/>
               </w:rPr>
               <w:tab/>
-            </w:r>
-            <w:r>
-              <w:rPr>
-                <w:noProof/>
-                <w:webHidden/>
-              </w:rPr>
               <w:fldChar w:fldCharType="begin"/>
-            </w:r>
-            <w:r>
-              <w:rPr>
-                <w:noProof/>
-                <w:webHidden/>
-              </w:rPr>
               <w:instrText xml:space="preserve"> PAGEREF _Toc241875820 \h </w:instrText>
-            </w:r>
-            <w:r>
-              <w:rPr>
-                <w:noProof/>
-                <w:webHidden/>
-              </w:rPr>
-            </w:r>
-            <w:r>
-              <w:rPr>
-                <w:noProof/>
-                <w:webHidden/>
-              </w:rPr>
               <w:fldChar w:fldCharType="separate"/>
-            </w:r>
-            <w:r>
-              <w:rPr>
-                <w:noProof/>
-                <w:webHidden/>
-              </w:rPr>
               <w:t>15</w:t>
-            </w:r>
-            <w:r>
-              <w:rPr>
-                <w:noProof/>
-                <w:webHidden/>
-              </w:rPr>
               <w:fldChar w:fldCharType="end"/>
             </w:r>
           </w:hyperlink>
@@ -1808,46 +1018,10 @@
                 <w:webHidden/>
               </w:rPr>
               <w:tab/>
-            </w:r>
-            <w:r>
-              <w:rPr>
-                <w:noProof/>
-                <w:webHidden/>
-              </w:rPr>
               <w:fldChar w:fldCharType="begin"/>
-            </w:r>
-            <w:r>
-              <w:rPr>
-                <w:noProof/>
-                <w:webHidden/>
-              </w:rPr>
               <w:instrText xml:space="preserve"> PAGEREF _Toc241875821 \h </w:instrText>
-            </w:r>
-            <w:r>
-              <w:rPr>
-                <w:noProof/>
-                <w:webHidden/>
-              </w:rPr>
-            </w:r>
-            <w:r>
-              <w:rPr>
-                <w:noProof/>
-                <w:webHidden/>
-              </w:rPr>
               <w:fldChar w:fldCharType="separate"/>
-            </w:r>
-            <w:r>
-              <w:rPr>
-                <w:noProof/>
-                <w:webHidden/>
-              </w:rPr>
               <w:t>15</w:t>
-            </w:r>
-            <w:r>
-              <w:rPr>
-                <w:noProof/>
-                <w:webHidden/>
-              </w:rPr>
               <w:fldChar w:fldCharType="end"/>
             </w:r>
           </w:hyperlink>
@@ -1879,46 +1053,10 @@
                 <w:webHidden/>
               </w:rPr>
               <w:tab/>
-            </w:r>
-            <w:r>
-              <w:rPr>
-                <w:noProof/>
-                <w:webHidden/>
-              </w:rPr>
               <w:fldChar w:fldCharType="begin"/>
-            </w:r>
-            <w:r>
-              <w:rPr>
-                <w:noProof/>
-                <w:webHidden/>
-              </w:rPr>
               <w:instrText xml:space="preserve"> PAGEREF _Toc241875822 \h </w:instrText>
-            </w:r>
-            <w:r>
-              <w:rPr>
-                <w:noProof/>
-                <w:webHidden/>
-              </w:rPr>
-            </w:r>
-            <w:r>
-              <w:rPr>
-                <w:noProof/>
-                <w:webHidden/>
-              </w:rPr>
               <w:fldChar w:fldCharType="separate"/>
-            </w:r>
-            <w:r>
-              <w:rPr>
-                <w:noProof/>
-                <w:webHidden/>
-              </w:rPr>
               <w:t>15</w:t>
-            </w:r>
-            <w:r>
-              <w:rPr>
-                <w:noProof/>
-                <w:webHidden/>
-              </w:rPr>
               <w:fldChar w:fldCharType="end"/>
             </w:r>
           </w:hyperlink>
@@ -1950,46 +1088,10 @@
                 <w:webHidden/>
               </w:rPr>
               <w:tab/>
-            </w:r>
-            <w:r>
-              <w:rPr>
-                <w:noProof/>
-                <w:webHidden/>
-              </w:rPr>
               <w:fldChar w:fldCharType="begin"/>
-            </w:r>
-            <w:r>
-              <w:rPr>
-                <w:noProof/>
-                <w:webHidden/>
-              </w:rPr>
               <w:instrText xml:space="preserve"> PAGEREF _Toc241875823 \h </w:instrText>
-            </w:r>
-            <w:r>
-              <w:rPr>
-                <w:noProof/>
-                <w:webHidden/>
-              </w:rPr>
-            </w:r>
-            <w:r>
-              <w:rPr>
-                <w:noProof/>
-                <w:webHidden/>
-              </w:rPr>
               <w:fldChar w:fldCharType="separate"/>
-            </w:r>
-            <w:r>
-              <w:rPr>
-                <w:noProof/>
-                <w:webHidden/>
-              </w:rPr>
               <w:t>16</w:t>
-            </w:r>
-            <w:r>
-              <w:rPr>
-                <w:noProof/>
-                <w:webHidden/>
-              </w:rPr>
               <w:fldChar w:fldCharType="end"/>
             </w:r>
           </w:hyperlink>
@@ -3669,7 +2771,7 @@
           <w:sz w:val="20"/>
           <w:szCs w:val="20"/>
         </w:rPr>
-        <w:t>El usuario solo podrá configurar el tiempo de inactividad utilizado para registrar pausas, cuyo valor por defecto es de 15 minutos. El período de aviso de 60 minutos no es configurable y no se verá afectado por esta configuración.</w:t>
+        <w:t xml:space="preserve">El usuario solo podrá configurar el tiempo de inactividad utilizado para registrar pausas, cuyo valor por defecto es de 10 minutos. El período de aviso de 60 minutos no es configurable y no se verá afectado por esta configuración.</w:t>
       </w:r>
     </w:p>
     <w:p>
@@ -5300,7 +4402,7 @@
           <w:sz w:val="20"/>
           <w:szCs w:val="20"/>
         </w:rPr>
-        <w:t>La configuración se guardará en la tabla settings creada en el Sprint 02, asociada al perfil del usuario.</w:t>
+        <w:t xml:space="preserve">La configuración se guardará en la tabla settings creada en el Sprint 02, asociada a la cuenta del usuario, por lo que estará disponible en cualquier computador en que inicie sesión.</w:t>
       </w:r>
     </w:p>
     <w:p>
@@ -5544,7 +4646,7 @@
           <w:sz w:val="20"/>
           <w:szCs w:val="20"/>
         </w:rPr>
-        <w:t>El valor por defecto es de 15 minutos y es utilizado por el registro de pausas desarrollado en el Sprint 02.</w:t>
+        <w:t xml:space="preserve">El valor por defecto es de 10 minutos y es utilizado por el registro de pausas desarrollado en el Sprint 02.</w:t>
       </w:r>
     </w:p>
     <w:p>
@@ -5670,7 +4772,7 @@
           <w:sz w:val="20"/>
           <w:szCs w:val="20"/>
         </w:rPr>
-        <w:t>Si el usuario no modifica el valor, se mantienen los 15 minutos por defecto.</w:t>
+        <w:t xml:space="preserve">Si el usuario no modifica el valor, se mantienen los 10 minutos por defecto.</w:t>
       </w:r>
     </w:p>
     <w:p>
@@ -8990,7 +8092,7 @@
                 <w:sz w:val="20"/>
                 <w:szCs w:val="20"/>
               </w:rPr>
-              <w:t>Aceptar solo enteros mayores que cero y mantener 15 minutos si no hay cambios.</w:t>
+              <w:t xml:space="preserve">Aceptar solo enteros mayores que cero y mantener 10 minutos si no hay cambios.</w:t>
             </w:r>
           </w:p>
         </w:tc>
@@ -9598,7 +8700,7 @@
           <w:sz w:val="20"/>
           <w:szCs w:val="20"/>
         </w:rPr>
-        <w:t>La configuración (PB-36 y PB-37) depende del perfil y de la tabla settings creados en el Sprint 02. Además, aplicar el estado de activación del control mediante gestos requiere que el módulo de gestos ya funcione.</w:t>
+        <w:t xml:space="preserve">La configuración (PB-36 y PB-37) depende de la cuenta y de la tabla settings creadas en el Sprint 02. Además, aplicar el estado de activación del control mediante gestos requiere que el módulo de gestos ya funcione.</w:t>
       </w:r>
     </w:p>
     <w:p>
@@ -12080,7 +11182,7 @@
           <w:sz w:val="20"/>
           <w:szCs w:val="20"/>
         </w:rPr>
-        <w:t>Las acciones disponibles serán movimiento del cursor, click, arrastre y scroll. Además, las preferencias del usuario se conservarán entre ejecuciones y el tiempo de inactividad podrá ajustarse, manteniendo los 15 minutos como valor por defecto.</w:t>
+        <w:t xml:space="preserve">Las acciones disponibles serán movimiento del cursor, click, arrastre y scroll. Además, las preferencias del usuario se conservarán entre ejecuciones y el tiempo de inactividad podrá ajustarse, manteniendo los 10 minutos como valor por defecto.</w:t>
       </w:r>
     </w:p>
     <w:p>
@@ -12883,7 +11985,7 @@
           <w:sz w:val="20"/>
           <w:szCs w:val="20"/>
         </w:rPr>
-        <w:t>Permite modificar el tiempo de inactividad y lo utiliza para registrar las pausas siguientes, sin alterar el aviso de 60 minutos.</w:t>
+        <w:t>Permite modificar el tiempo de inactividad y lo utiliza para registrar las pausas siguientes, sin alterar la duración del período de aviso de 60 minutos.</w:t>
       </w:r>
     </w:p>
     <w:p>

--- a/FASE 2/Evidencias Proyecto/Documentacion/Spring backlogs/Sprint Backlog 03 Control mediante gestos y configuracion.docx
+++ b/FASE 2/Evidencias Proyecto/Documentacion/Spring backlogs/Sprint Backlog 03 Control mediante gestos y configuracion.docx
@@ -10887,7 +10887,7 @@
           <w:sz w:val="20"/>
           <w:szCs w:val="20"/>
         </w:rPr>
-        <w:t>La Definition of Done es común a todos los Sprints de ErgoSense. Un elemento del Sprint Backlog será considerado terminado cuando:</w:t>
+        <w:t xml:space="preserve">La Definition of Done es común a todos los Sprints de ErgoSense y se detalla, junto con sus evidencias, en el documento Definition of Done del proyecto. Un elemento del Sprint Backlog será considerado terminado cuando:</w:t>
       </w:r>
     </w:p>
     <w:p>

--- a/FASE 2/Evidencias Proyecto/Documentacion/Spring backlogs/Sprint Backlog 03 Control mediante gestos y configuracion.docx
+++ b/FASE 2/Evidencias Proyecto/Documentacion/Spring backlogs/Sprint Backlog 03 Control mediante gestos y configuracion.docx
@@ -3043,6 +3043,28 @@
           <w:szCs w:val="20"/>
         </w:rPr>
         <w:t>La detección debe funcionar mientras el control mediante gestos se encuentre activo.</w:t>
+      </w:r>
+    </w:p>
+    <w:p>
+      <w:pPr>
+        <w:numPr>
+          <w:ilvl w:val="0"/>
+          <w:numId w:val="1"/>
+        </w:numPr>
+        <w:jc w:val="both"/>
+        <w:rPr>
+          <w:rFonts w:ascii="Calibri" w:hAnsi="Calibri" w:cs="Calibri"/>
+          <w:sz w:val="20"/>
+          <w:szCs w:val="20"/>
+        </w:rPr>
+      </w:pPr>
+      <w:r>
+        <w:rPr>
+          <w:rFonts w:ascii="Calibri" w:hAnsi="Calibri" w:cs="Calibri"/>
+          <w:sz w:val="20"/>
+          <w:szCs w:val="20"/>
+        </w:rPr>
+        <w:t xml:space="preserve">Si no hay una cámara disponible, el sistema lo informa al usuario y las demás funcionalidades siguen disponibles.</w:t>
       </w:r>
     </w:p>
     <w:p>

--- a/FASE 2/Evidencias Proyecto/Documentacion/Spring backlogs/Sprint Backlog 03 Control mediante gestos y configuracion.docx
+++ b/FASE 2/Evidencias Proyecto/Documentacion/Spring backlogs/Sprint Backlog 03 Control mediante gestos y configuracion.docx
@@ -200,41 +200,11 @@
           <w:rFonts w:ascii="Calibri" w:hAnsi="Calibri" w:cs="Calibri"/>
         </w:rPr>
         <w:t>Integrantes: Alejandro Silva</w:t>
-      </w:r>
-      <w:r>
-        <w:rPr>
-          <w:rFonts w:ascii="Calibri" w:hAnsi="Calibri" w:cs="Calibri"/>
-        </w:rPr>
         <w:tab/>
-      </w:r>
-      <w:r>
-        <w:rPr>
-          <w:rFonts w:ascii="Calibri" w:hAnsi="Calibri" w:cs="Calibri"/>
-        </w:rPr>
         <w:tab/>
-      </w:r>
-      <w:r>
-        <w:rPr>
-          <w:rFonts w:ascii="Calibri" w:hAnsi="Calibri" w:cs="Calibri"/>
-        </w:rPr>
         <w:tab/>
-      </w:r>
-      <w:r>
-        <w:rPr>
-          <w:rFonts w:ascii="Calibri" w:hAnsi="Calibri" w:cs="Calibri"/>
-        </w:rPr>
         <w:tab/>
-      </w:r>
-      <w:r>
-        <w:rPr>
-          <w:rFonts w:ascii="Calibri" w:hAnsi="Calibri" w:cs="Calibri"/>
-        </w:rPr>
         <w:tab/>
-      </w:r>
-      <w:r>
-        <w:rPr>
-          <w:rFonts w:ascii="Calibri" w:hAnsi="Calibri" w:cs="Calibri"/>
-        </w:rPr>
         <w:tab/>
         <w:t>Docente: Maria Cobo</w:t>
       </w:r>
@@ -319,11 +289,7 @@
           </w:pPr>
           <w:r>
             <w:fldChar w:fldCharType="begin"/>
-          </w:r>
-          <w:r>
             <w:instrText xml:space="preserve"> TOC \o "1-3" \h \z \u </w:instrText>
-          </w:r>
-          <w:r>
             <w:fldChar w:fldCharType="separate"/>
           </w:r>
           <w:hyperlink w:anchor="_Toc241875800" w:history="1">
@@ -341,46 +307,10 @@
                 <w:webHidden/>
               </w:rPr>
               <w:tab/>
-            </w:r>
-            <w:r>
-              <w:rPr>
-                <w:noProof/>
-                <w:webHidden/>
-              </w:rPr>
               <w:fldChar w:fldCharType="begin"/>
-            </w:r>
-            <w:r>
-              <w:rPr>
-                <w:noProof/>
-                <w:webHidden/>
-              </w:rPr>
               <w:instrText xml:space="preserve"> PAGEREF _Toc241875800 \h </w:instrText>
-            </w:r>
-            <w:r>
-              <w:rPr>
-                <w:noProof/>
-                <w:webHidden/>
-              </w:rPr>
-            </w:r>
-            <w:r>
-              <w:rPr>
-                <w:noProof/>
-                <w:webHidden/>
-              </w:rPr>
               <w:fldChar w:fldCharType="separate"/>
-            </w:r>
-            <w:r>
-              <w:rPr>
-                <w:noProof/>
-                <w:webHidden/>
-              </w:rPr>
               <w:t>3</w:t>
-            </w:r>
-            <w:r>
-              <w:rPr>
-                <w:noProof/>
-                <w:webHidden/>
-              </w:rPr>
               <w:fldChar w:fldCharType="end"/>
             </w:r>
           </w:hyperlink>
@@ -412,46 +342,10 @@
                 <w:webHidden/>
               </w:rPr>
               <w:tab/>
-            </w:r>
-            <w:r>
-              <w:rPr>
-                <w:noProof/>
-                <w:webHidden/>
-              </w:rPr>
               <w:fldChar w:fldCharType="begin"/>
-            </w:r>
-            <w:r>
-              <w:rPr>
-                <w:noProof/>
-                <w:webHidden/>
-              </w:rPr>
               <w:instrText xml:space="preserve"> PAGEREF _Toc241875801 \h </w:instrText>
-            </w:r>
-            <w:r>
-              <w:rPr>
-                <w:noProof/>
-                <w:webHidden/>
-              </w:rPr>
-            </w:r>
-            <w:r>
-              <w:rPr>
-                <w:noProof/>
-                <w:webHidden/>
-              </w:rPr>
               <w:fldChar w:fldCharType="separate"/>
-            </w:r>
-            <w:r>
-              <w:rPr>
-                <w:noProof/>
-                <w:webHidden/>
-              </w:rPr>
               <w:t>3</w:t>
-            </w:r>
-            <w:r>
-              <w:rPr>
-                <w:noProof/>
-                <w:webHidden/>
-              </w:rPr>
               <w:fldChar w:fldCharType="end"/>
             </w:r>
           </w:hyperlink>
@@ -483,46 +377,10 @@
                 <w:webHidden/>
               </w:rPr>
               <w:tab/>
-            </w:r>
-            <w:r>
-              <w:rPr>
-                <w:noProof/>
-                <w:webHidden/>
-              </w:rPr>
               <w:fldChar w:fldCharType="begin"/>
-            </w:r>
-            <w:r>
-              <w:rPr>
-                <w:noProof/>
-                <w:webHidden/>
-              </w:rPr>
               <w:instrText xml:space="preserve"> PAGEREF _Toc241875802 \h </w:instrText>
-            </w:r>
-            <w:r>
-              <w:rPr>
-                <w:noProof/>
-                <w:webHidden/>
-              </w:rPr>
-            </w:r>
-            <w:r>
-              <w:rPr>
-                <w:noProof/>
-                <w:webHidden/>
-              </w:rPr>
               <w:fldChar w:fldCharType="separate"/>
-            </w:r>
-            <w:r>
-              <w:rPr>
-                <w:noProof/>
-                <w:webHidden/>
-              </w:rPr>
               <w:t>3</w:t>
-            </w:r>
-            <w:r>
-              <w:rPr>
-                <w:noProof/>
-                <w:webHidden/>
-              </w:rPr>
               <w:fldChar w:fldCharType="end"/>
             </w:r>
           </w:hyperlink>
@@ -554,46 +412,10 @@
                 <w:webHidden/>
               </w:rPr>
               <w:tab/>
-            </w:r>
-            <w:r>
-              <w:rPr>
-                <w:noProof/>
-                <w:webHidden/>
-              </w:rPr>
               <w:fldChar w:fldCharType="begin"/>
-            </w:r>
-            <w:r>
-              <w:rPr>
-                <w:noProof/>
-                <w:webHidden/>
-              </w:rPr>
               <w:instrText xml:space="preserve"> PAGEREF _Toc241875803 \h </w:instrText>
-            </w:r>
-            <w:r>
-              <w:rPr>
-                <w:noProof/>
-                <w:webHidden/>
-              </w:rPr>
-            </w:r>
-            <w:r>
-              <w:rPr>
-                <w:noProof/>
-                <w:webHidden/>
-              </w:rPr>
               <w:fldChar w:fldCharType="separate"/>
-            </w:r>
-            <w:r>
-              <w:rPr>
-                <w:noProof/>
-                <w:webHidden/>
-              </w:rPr>
               <w:t>4</w:t>
-            </w:r>
-            <w:r>
-              <w:rPr>
-                <w:noProof/>
-                <w:webHidden/>
-              </w:rPr>
               <w:fldChar w:fldCharType="end"/>
             </w:r>
           </w:hyperlink>
@@ -625,46 +447,10 @@
                 <w:webHidden/>
               </w:rPr>
               <w:tab/>
-            </w:r>
-            <w:r>
-              <w:rPr>
-                <w:noProof/>
-                <w:webHidden/>
-              </w:rPr>
               <w:fldChar w:fldCharType="begin"/>
-            </w:r>
-            <w:r>
-              <w:rPr>
-                <w:noProof/>
-                <w:webHidden/>
-              </w:rPr>
               <w:instrText xml:space="preserve"> PAGEREF _Toc241875804 \h </w:instrText>
-            </w:r>
-            <w:r>
-              <w:rPr>
-                <w:noProof/>
-                <w:webHidden/>
-              </w:rPr>
-            </w:r>
-            <w:r>
-              <w:rPr>
-                <w:noProof/>
-                <w:webHidden/>
-              </w:rPr>
               <w:fldChar w:fldCharType="separate"/>
-            </w:r>
-            <w:r>
-              <w:rPr>
-                <w:noProof/>
-                <w:webHidden/>
-              </w:rPr>
               <w:t>5</w:t>
-            </w:r>
-            <w:r>
-              <w:rPr>
-                <w:noProof/>
-                <w:webHidden/>
-              </w:rPr>
               <w:fldChar w:fldCharType="end"/>
             </w:r>
           </w:hyperlink>
@@ -696,46 +482,10 @@
                 <w:webHidden/>
               </w:rPr>
               <w:tab/>
-            </w:r>
-            <w:r>
-              <w:rPr>
-                <w:noProof/>
-                <w:webHidden/>
-              </w:rPr>
               <w:fldChar w:fldCharType="begin"/>
-            </w:r>
-            <w:r>
-              <w:rPr>
-                <w:noProof/>
-                <w:webHidden/>
-              </w:rPr>
               <w:instrText xml:space="preserve"> PAGEREF _Toc241875805 \h </w:instrText>
-            </w:r>
-            <w:r>
-              <w:rPr>
-                <w:noProof/>
-                <w:webHidden/>
-              </w:rPr>
-            </w:r>
-            <w:r>
-              <w:rPr>
-                <w:noProof/>
-                <w:webHidden/>
-              </w:rPr>
               <w:fldChar w:fldCharType="separate"/>
-            </w:r>
-            <w:r>
-              <w:rPr>
-                <w:noProof/>
-                <w:webHidden/>
-              </w:rPr>
               <w:t>5</w:t>
-            </w:r>
-            <w:r>
-              <w:rPr>
-                <w:noProof/>
-                <w:webHidden/>
-              </w:rPr>
               <w:fldChar w:fldCharType="end"/>
             </w:r>
           </w:hyperlink>
@@ -767,46 +517,10 @@
                 <w:webHidden/>
               </w:rPr>
               <w:tab/>
-            </w:r>
-            <w:r>
-              <w:rPr>
-                <w:noProof/>
-                <w:webHidden/>
-              </w:rPr>
               <w:fldChar w:fldCharType="begin"/>
-            </w:r>
-            <w:r>
-              <w:rPr>
-                <w:noProof/>
-                <w:webHidden/>
-              </w:rPr>
               <w:instrText xml:space="preserve"> PAGEREF _Toc241875806 \h </w:instrText>
-            </w:r>
-            <w:r>
-              <w:rPr>
-                <w:noProof/>
-                <w:webHidden/>
-              </w:rPr>
-            </w:r>
-            <w:r>
-              <w:rPr>
-                <w:noProof/>
-                <w:webHidden/>
-              </w:rPr>
               <w:fldChar w:fldCharType="separate"/>
-            </w:r>
-            <w:r>
-              <w:rPr>
-                <w:noProof/>
-                <w:webHidden/>
-              </w:rPr>
               <w:t>5</w:t>
-            </w:r>
-            <w:r>
-              <w:rPr>
-                <w:noProof/>
-                <w:webHidden/>
-              </w:rPr>
               <w:fldChar w:fldCharType="end"/>
             </w:r>
           </w:hyperlink>
@@ -838,46 +552,10 @@
                 <w:webHidden/>
               </w:rPr>
               <w:tab/>
-            </w:r>
-            <w:r>
-              <w:rPr>
-                <w:noProof/>
-                <w:webHidden/>
-              </w:rPr>
               <w:fldChar w:fldCharType="begin"/>
-            </w:r>
-            <w:r>
-              <w:rPr>
-                <w:noProof/>
-                <w:webHidden/>
-              </w:rPr>
               <w:instrText xml:space="preserve"> PAGEREF _Toc241875807 \h </w:instrText>
-            </w:r>
-            <w:r>
-              <w:rPr>
-                <w:noProof/>
-                <w:webHidden/>
-              </w:rPr>
-            </w:r>
-            <w:r>
-              <w:rPr>
-                <w:noProof/>
-                <w:webHidden/>
-              </w:rPr>
               <w:fldChar w:fldCharType="separate"/>
-            </w:r>
-            <w:r>
-              <w:rPr>
-                <w:noProof/>
-                <w:webHidden/>
-              </w:rPr>
               <w:t>6</w:t>
-            </w:r>
-            <w:r>
-              <w:rPr>
-                <w:noProof/>
-                <w:webHidden/>
-              </w:rPr>
               <w:fldChar w:fldCharType="end"/>
             </w:r>
           </w:hyperlink>
@@ -909,46 +587,10 @@
                 <w:webHidden/>
               </w:rPr>
               <w:tab/>
-            </w:r>
-            <w:r>
-              <w:rPr>
-                <w:noProof/>
-                <w:webHidden/>
-              </w:rPr>
               <w:fldChar w:fldCharType="begin"/>
-            </w:r>
-            <w:r>
-              <w:rPr>
-                <w:noProof/>
-                <w:webHidden/>
-              </w:rPr>
               <w:instrText xml:space="preserve"> PAGEREF _Toc241875808 \h </w:instrText>
-            </w:r>
-            <w:r>
-              <w:rPr>
-                <w:noProof/>
-                <w:webHidden/>
-              </w:rPr>
-            </w:r>
-            <w:r>
-              <w:rPr>
-                <w:noProof/>
-                <w:webHidden/>
-              </w:rPr>
               <w:fldChar w:fldCharType="separate"/>
-            </w:r>
-            <w:r>
-              <w:rPr>
-                <w:noProof/>
-                <w:webHidden/>
-              </w:rPr>
               <w:t>6</w:t>
-            </w:r>
-            <w:r>
-              <w:rPr>
-                <w:noProof/>
-                <w:webHidden/>
-              </w:rPr>
               <w:fldChar w:fldCharType="end"/>
             </w:r>
           </w:hyperlink>
@@ -980,46 +622,10 @@
                 <w:webHidden/>
               </w:rPr>
               <w:tab/>
-            </w:r>
-            <w:r>
-              <w:rPr>
-                <w:noProof/>
-                <w:webHidden/>
-              </w:rPr>
               <w:fldChar w:fldCharType="begin"/>
-            </w:r>
-            <w:r>
-              <w:rPr>
-                <w:noProof/>
-                <w:webHidden/>
-              </w:rPr>
               <w:instrText xml:space="preserve"> PAGEREF _Toc241875809 \h </w:instrText>
-            </w:r>
-            <w:r>
-              <w:rPr>
-                <w:noProof/>
-                <w:webHidden/>
-              </w:rPr>
-            </w:r>
-            <w:r>
-              <w:rPr>
-                <w:noProof/>
-                <w:webHidden/>
-              </w:rPr>
               <w:fldChar w:fldCharType="separate"/>
-            </w:r>
-            <w:r>
-              <w:rPr>
-                <w:noProof/>
-                <w:webHidden/>
-              </w:rPr>
               <w:t>6</w:t>
-            </w:r>
-            <w:r>
-              <w:rPr>
-                <w:noProof/>
-                <w:webHidden/>
-              </w:rPr>
               <w:fldChar w:fldCharType="end"/>
             </w:r>
           </w:hyperlink>
@@ -1051,46 +657,10 @@
                 <w:webHidden/>
               </w:rPr>
               <w:tab/>
-            </w:r>
-            <w:r>
-              <w:rPr>
-                <w:noProof/>
-                <w:webHidden/>
-              </w:rPr>
               <w:fldChar w:fldCharType="begin"/>
-            </w:r>
-            <w:r>
-              <w:rPr>
-                <w:noProof/>
-                <w:webHidden/>
-              </w:rPr>
               <w:instrText xml:space="preserve"> PAGEREF _Toc241875810 \h </w:instrText>
-            </w:r>
-            <w:r>
-              <w:rPr>
-                <w:noProof/>
-                <w:webHidden/>
-              </w:rPr>
-            </w:r>
-            <w:r>
-              <w:rPr>
-                <w:noProof/>
-                <w:webHidden/>
-              </w:rPr>
               <w:fldChar w:fldCharType="separate"/>
-            </w:r>
-            <w:r>
-              <w:rPr>
-                <w:noProof/>
-                <w:webHidden/>
-              </w:rPr>
               <w:t>7</w:t>
-            </w:r>
-            <w:r>
-              <w:rPr>
-                <w:noProof/>
-                <w:webHidden/>
-              </w:rPr>
               <w:fldChar w:fldCharType="end"/>
             </w:r>
           </w:hyperlink>
@@ -1122,46 +692,10 @@
                 <w:webHidden/>
               </w:rPr>
               <w:tab/>
-            </w:r>
-            <w:r>
-              <w:rPr>
-                <w:noProof/>
-                <w:webHidden/>
-              </w:rPr>
               <w:fldChar w:fldCharType="begin"/>
-            </w:r>
-            <w:r>
-              <w:rPr>
-                <w:noProof/>
-                <w:webHidden/>
-              </w:rPr>
               <w:instrText xml:space="preserve"> PAGEREF _Toc241875811 \h </w:instrText>
-            </w:r>
-            <w:r>
-              <w:rPr>
-                <w:noProof/>
-                <w:webHidden/>
-              </w:rPr>
-            </w:r>
-            <w:r>
-              <w:rPr>
-                <w:noProof/>
-                <w:webHidden/>
-              </w:rPr>
               <w:fldChar w:fldCharType="separate"/>
-            </w:r>
-            <w:r>
-              <w:rPr>
-                <w:noProof/>
-                <w:webHidden/>
-              </w:rPr>
               <w:t>7</w:t>
-            </w:r>
-            <w:r>
-              <w:rPr>
-                <w:noProof/>
-                <w:webHidden/>
-              </w:rPr>
               <w:fldChar w:fldCharType="end"/>
             </w:r>
           </w:hyperlink>
@@ -1193,46 +727,10 @@
                 <w:webHidden/>
               </w:rPr>
               <w:tab/>
-            </w:r>
-            <w:r>
-              <w:rPr>
-                <w:noProof/>
-                <w:webHidden/>
-              </w:rPr>
               <w:fldChar w:fldCharType="begin"/>
-            </w:r>
-            <w:r>
-              <w:rPr>
-                <w:noProof/>
-                <w:webHidden/>
-              </w:rPr>
               <w:instrText xml:space="preserve"> PAGEREF _Toc241875812 \h </w:instrText>
-            </w:r>
-            <w:r>
-              <w:rPr>
-                <w:noProof/>
-                <w:webHidden/>
-              </w:rPr>
-            </w:r>
-            <w:r>
-              <w:rPr>
-                <w:noProof/>
-                <w:webHidden/>
-              </w:rPr>
               <w:fldChar w:fldCharType="separate"/>
-            </w:r>
-            <w:r>
-              <w:rPr>
-                <w:noProof/>
-                <w:webHidden/>
-              </w:rPr>
               <w:t>8</w:t>
-            </w:r>
-            <w:r>
-              <w:rPr>
-                <w:noProof/>
-                <w:webHidden/>
-              </w:rPr>
               <w:fldChar w:fldCharType="end"/>
             </w:r>
           </w:hyperlink>
@@ -1264,46 +762,10 @@
                 <w:webHidden/>
               </w:rPr>
               <w:tab/>
-            </w:r>
-            <w:r>
-              <w:rPr>
-                <w:noProof/>
-                <w:webHidden/>
-              </w:rPr>
               <w:fldChar w:fldCharType="begin"/>
-            </w:r>
-            <w:r>
-              <w:rPr>
-                <w:noProof/>
-                <w:webHidden/>
-              </w:rPr>
               <w:instrText xml:space="preserve"> PAGEREF _Toc241875813 \h </w:instrText>
-            </w:r>
-            <w:r>
-              <w:rPr>
-                <w:noProof/>
-                <w:webHidden/>
-              </w:rPr>
-            </w:r>
-            <w:r>
-              <w:rPr>
-                <w:noProof/>
-                <w:webHidden/>
-              </w:rPr>
               <w:fldChar w:fldCharType="separate"/>
-            </w:r>
-            <w:r>
-              <w:rPr>
-                <w:noProof/>
-                <w:webHidden/>
-              </w:rPr>
               <w:t>8</w:t>
-            </w:r>
-            <w:r>
-              <w:rPr>
-                <w:noProof/>
-                <w:webHidden/>
-              </w:rPr>
               <w:fldChar w:fldCharType="end"/>
             </w:r>
           </w:hyperlink>
@@ -1335,46 +797,10 @@
                 <w:webHidden/>
               </w:rPr>
               <w:tab/>
-            </w:r>
-            <w:r>
-              <w:rPr>
-                <w:noProof/>
-                <w:webHidden/>
-              </w:rPr>
               <w:fldChar w:fldCharType="begin"/>
-            </w:r>
-            <w:r>
-              <w:rPr>
-                <w:noProof/>
-                <w:webHidden/>
-              </w:rPr>
               <w:instrText xml:space="preserve"> PAGEREF _Toc241875814 \h </w:instrText>
-            </w:r>
-            <w:r>
-              <w:rPr>
-                <w:noProof/>
-                <w:webHidden/>
-              </w:rPr>
-            </w:r>
-            <w:r>
-              <w:rPr>
-                <w:noProof/>
-                <w:webHidden/>
-              </w:rPr>
               <w:fldChar w:fldCharType="separate"/>
-            </w:r>
-            <w:r>
-              <w:rPr>
-                <w:noProof/>
-                <w:webHidden/>
-              </w:rPr>
               <w:t>9</w:t>
-            </w:r>
-            <w:r>
-              <w:rPr>
-                <w:noProof/>
-                <w:webHidden/>
-              </w:rPr>
               <w:fldChar w:fldCharType="end"/>
             </w:r>
           </w:hyperlink>
@@ -1406,46 +832,10 @@
                 <w:webHidden/>
               </w:rPr>
               <w:tab/>
-            </w:r>
-            <w:r>
-              <w:rPr>
-                <w:noProof/>
-                <w:webHidden/>
-              </w:rPr>
               <w:fldChar w:fldCharType="begin"/>
-            </w:r>
-            <w:r>
-              <w:rPr>
-                <w:noProof/>
-                <w:webHidden/>
-              </w:rPr>
               <w:instrText xml:space="preserve"> PAGEREF _Toc241875815 \h </w:instrText>
-            </w:r>
-            <w:r>
-              <w:rPr>
-                <w:noProof/>
-                <w:webHidden/>
-              </w:rPr>
-            </w:r>
-            <w:r>
-              <w:rPr>
-                <w:noProof/>
-                <w:webHidden/>
-              </w:rPr>
               <w:fldChar w:fldCharType="separate"/>
-            </w:r>
-            <w:r>
-              <w:rPr>
-                <w:noProof/>
-                <w:webHidden/>
-              </w:rPr>
               <w:t>11</w:t>
-            </w:r>
-            <w:r>
-              <w:rPr>
-                <w:noProof/>
-                <w:webHidden/>
-              </w:rPr>
               <w:fldChar w:fldCharType="end"/>
             </w:r>
           </w:hyperlink>
@@ -1477,46 +867,10 @@
                 <w:webHidden/>
               </w:rPr>
               <w:tab/>
-            </w:r>
-            <w:r>
-              <w:rPr>
-                <w:noProof/>
-                <w:webHidden/>
-              </w:rPr>
               <w:fldChar w:fldCharType="begin"/>
-            </w:r>
-            <w:r>
-              <w:rPr>
-                <w:noProof/>
-                <w:webHidden/>
-              </w:rPr>
               <w:instrText xml:space="preserve"> PAGEREF _Toc241875816 \h </w:instrText>
-            </w:r>
-            <w:r>
-              <w:rPr>
-                <w:noProof/>
-                <w:webHidden/>
-              </w:rPr>
-            </w:r>
-            <w:r>
-              <w:rPr>
-                <w:noProof/>
-                <w:webHidden/>
-              </w:rPr>
               <w:fldChar w:fldCharType="separate"/>
-            </w:r>
-            <w:r>
-              <w:rPr>
-                <w:noProof/>
-                <w:webHidden/>
-              </w:rPr>
               <w:t>12</w:t>
-            </w:r>
-            <w:r>
-              <w:rPr>
-                <w:noProof/>
-                <w:webHidden/>
-              </w:rPr>
               <w:fldChar w:fldCharType="end"/>
             </w:r>
           </w:hyperlink>
@@ -1548,46 +902,10 @@
                 <w:webHidden/>
               </w:rPr>
               <w:tab/>
-            </w:r>
-            <w:r>
-              <w:rPr>
-                <w:noProof/>
-                <w:webHidden/>
-              </w:rPr>
               <w:fldChar w:fldCharType="begin"/>
-            </w:r>
-            <w:r>
-              <w:rPr>
-                <w:noProof/>
-                <w:webHidden/>
-              </w:rPr>
               <w:instrText xml:space="preserve"> PAGEREF _Toc241875817 \h </w:instrText>
-            </w:r>
-            <w:r>
-              <w:rPr>
-                <w:noProof/>
-                <w:webHidden/>
-              </w:rPr>
-            </w:r>
-            <w:r>
-              <w:rPr>
-                <w:noProof/>
-                <w:webHidden/>
-              </w:rPr>
               <w:fldChar w:fldCharType="separate"/>
-            </w:r>
-            <w:r>
-              <w:rPr>
-                <w:noProof/>
-                <w:webHidden/>
-              </w:rPr>
               <w:t>13</w:t>
-            </w:r>
-            <w:r>
-              <w:rPr>
-                <w:noProof/>
-                <w:webHidden/>
-              </w:rPr>
               <w:fldChar w:fldCharType="end"/>
             </w:r>
           </w:hyperlink>
@@ -1619,46 +937,10 @@
                 <w:webHidden/>
               </w:rPr>
               <w:tab/>
-            </w:r>
-            <w:r>
-              <w:rPr>
-                <w:noProof/>
-                <w:webHidden/>
-              </w:rPr>
               <w:fldChar w:fldCharType="begin"/>
-            </w:r>
-            <w:r>
-              <w:rPr>
-                <w:noProof/>
-                <w:webHidden/>
-              </w:rPr>
               <w:instrText xml:space="preserve"> PAGEREF _Toc241875818 \h </w:instrText>
-            </w:r>
-            <w:r>
-              <w:rPr>
-                <w:noProof/>
-                <w:webHidden/>
-              </w:rPr>
-            </w:r>
-            <w:r>
-              <w:rPr>
-                <w:noProof/>
-                <w:webHidden/>
-              </w:rPr>
               <w:fldChar w:fldCharType="separate"/>
-            </w:r>
-            <w:r>
-              <w:rPr>
-                <w:noProof/>
-                <w:webHidden/>
-              </w:rPr>
               <w:t>14</w:t>
-            </w:r>
-            <w:r>
-              <w:rPr>
-                <w:noProof/>
-                <w:webHidden/>
-              </w:rPr>
               <w:fldChar w:fldCharType="end"/>
             </w:r>
           </w:hyperlink>
@@ -1690,46 +972,10 @@
                 <w:webHidden/>
               </w:rPr>
               <w:tab/>
-            </w:r>
-            <w:r>
-              <w:rPr>
-                <w:noProof/>
-                <w:webHidden/>
-              </w:rPr>
               <w:fldChar w:fldCharType="begin"/>
-            </w:r>
-            <w:r>
-              <w:rPr>
-                <w:noProof/>
-                <w:webHidden/>
-              </w:rPr>
               <w:instrText xml:space="preserve"> PAGEREF _Toc241875819 \h </w:instrText>
-            </w:r>
-            <w:r>
-              <w:rPr>
-                <w:noProof/>
-                <w:webHidden/>
-              </w:rPr>
-            </w:r>
-            <w:r>
-              <w:rPr>
-                <w:noProof/>
-                <w:webHidden/>
-              </w:rPr>
               <w:fldChar w:fldCharType="separate"/>
-            </w:r>
-            <w:r>
-              <w:rPr>
-                <w:noProof/>
-                <w:webHidden/>
-              </w:rPr>
               <w:t>14</w:t>
-            </w:r>
-            <w:r>
-              <w:rPr>
-                <w:noProof/>
-                <w:webHidden/>
-              </w:rPr>
               <w:fldChar w:fldCharType="end"/>
             </w:r>
           </w:hyperlink>
@@ -1761,46 +1007,10 @@
                 <w:webHidden/>
               </w:rPr>
               <w:tab/>
-            </w:r>
-            <w:r>
-              <w:rPr>
-                <w:noProof/>
-                <w:webHidden/>
-              </w:rPr>
               <w:fldChar w:fldCharType="begin"/>
-            </w:r>
-            <w:r>
-              <w:rPr>
-                <w:noProof/>
-                <w:webHidden/>
-              </w:rPr>
               <w:instrText xml:space="preserve"> PAGEREF _Toc241875820 \h </w:instrText>
-            </w:r>
-            <w:r>
-              <w:rPr>
-                <w:noProof/>
-                <w:webHidden/>
-              </w:rPr>
-            </w:r>
-            <w:r>
-              <w:rPr>
-                <w:noProof/>
-                <w:webHidden/>
-              </w:rPr>
               <w:fldChar w:fldCharType="separate"/>
-            </w:r>
-            <w:r>
-              <w:rPr>
-                <w:noProof/>
-                <w:webHidden/>
-              </w:rPr>
               <w:t>15</w:t>
-            </w:r>
-            <w:r>
-              <w:rPr>
-                <w:noProof/>
-                <w:webHidden/>
-              </w:rPr>
               <w:fldChar w:fldCharType="end"/>
             </w:r>
           </w:hyperlink>
@@ -1832,46 +1042,10 @@
                 <w:webHidden/>
               </w:rPr>
               <w:tab/>
-            </w:r>
-            <w:r>
-              <w:rPr>
-                <w:noProof/>
-                <w:webHidden/>
-              </w:rPr>
               <w:fldChar w:fldCharType="begin"/>
-            </w:r>
-            <w:r>
-              <w:rPr>
-                <w:noProof/>
-                <w:webHidden/>
-              </w:rPr>
               <w:instrText xml:space="preserve"> PAGEREF _Toc241875821 \h </w:instrText>
-            </w:r>
-            <w:r>
-              <w:rPr>
-                <w:noProof/>
-                <w:webHidden/>
-              </w:rPr>
-            </w:r>
-            <w:r>
-              <w:rPr>
-                <w:noProof/>
-                <w:webHidden/>
-              </w:rPr>
               <w:fldChar w:fldCharType="separate"/>
-            </w:r>
-            <w:r>
-              <w:rPr>
-                <w:noProof/>
-                <w:webHidden/>
-              </w:rPr>
               <w:t>15</w:t>
-            </w:r>
-            <w:r>
-              <w:rPr>
-                <w:noProof/>
-                <w:webHidden/>
-              </w:rPr>
               <w:fldChar w:fldCharType="end"/>
             </w:r>
           </w:hyperlink>
@@ -1903,46 +1077,10 @@
                 <w:webHidden/>
               </w:rPr>
               <w:tab/>
-            </w:r>
-            <w:r>
-              <w:rPr>
-                <w:noProof/>
-                <w:webHidden/>
-              </w:rPr>
               <w:fldChar w:fldCharType="begin"/>
-            </w:r>
-            <w:r>
-              <w:rPr>
-                <w:noProof/>
-                <w:webHidden/>
-              </w:rPr>
               <w:instrText xml:space="preserve"> PAGEREF _Toc241875822 \h </w:instrText>
-            </w:r>
-            <w:r>
-              <w:rPr>
-                <w:noProof/>
-                <w:webHidden/>
-              </w:rPr>
-            </w:r>
-            <w:r>
-              <w:rPr>
-                <w:noProof/>
-                <w:webHidden/>
-              </w:rPr>
               <w:fldChar w:fldCharType="separate"/>
-            </w:r>
-            <w:r>
-              <w:rPr>
-                <w:noProof/>
-                <w:webHidden/>
-              </w:rPr>
               <w:t>16</w:t>
-            </w:r>
-            <w:r>
-              <w:rPr>
-                <w:noProof/>
-                <w:webHidden/>
-              </w:rPr>
               <w:fldChar w:fldCharType="end"/>
             </w:r>
           </w:hyperlink>
@@ -1974,46 +1112,10 @@
                 <w:webHidden/>
               </w:rPr>
               <w:tab/>
-            </w:r>
-            <w:r>
-              <w:rPr>
-                <w:noProof/>
-                <w:webHidden/>
-              </w:rPr>
               <w:fldChar w:fldCharType="begin"/>
-            </w:r>
-            <w:r>
-              <w:rPr>
-                <w:noProof/>
-                <w:webHidden/>
-              </w:rPr>
               <w:instrText xml:space="preserve"> PAGEREF _Toc241875823 \h </w:instrText>
-            </w:r>
-            <w:r>
-              <w:rPr>
-                <w:noProof/>
-                <w:webHidden/>
-              </w:rPr>
-            </w:r>
-            <w:r>
-              <w:rPr>
-                <w:noProof/>
-                <w:webHidden/>
-              </w:rPr>
               <w:fldChar w:fldCharType="separate"/>
-            </w:r>
-            <w:r>
-              <w:rPr>
-                <w:noProof/>
-                <w:webHidden/>
-              </w:rPr>
               <w:t>16</w:t>
-            </w:r>
-            <w:r>
-              <w:rPr>
-                <w:noProof/>
-                <w:webHidden/>
-              </w:rPr>
               <w:fldChar w:fldCharType="end"/>
             </w:r>
           </w:hyperlink>
@@ -4494,7 +3596,7 @@
           <w:sz w:val="22"/>
           <w:szCs w:val="22"/>
         </w:rPr>
-        <w:t>El sistema deberá asociar un gesto determinado con la ejecución de un click.</w:t>
+        <w:t xml:space="preserve">El sistema deberá asociar un gesto con la ejecución de un click izquierdo y otro gesto con la de un click derecho.</w:t>
       </w:r>
     </w:p>
     <w:p>
@@ -4533,7 +3635,7 @@
           <w:sz w:val="22"/>
           <w:szCs w:val="22"/>
         </w:rPr>
-        <w:t>Cuando el sistema reconozca el gesto correspondiente, ejecutará un click sobre la posición actual del cursor.</w:t>
+        <w:t xml:space="preserve">Cuando el sistema reconozca uno de esos gestos, ejecutará el click izquierdo o derecho correspondiente sobre la posición actual del cursor.</w:t>
       </w:r>
     </w:p>
     <w:p>
@@ -4576,7 +3678,7 @@
           <w:sz w:val="22"/>
           <w:szCs w:val="22"/>
         </w:rPr>
-        <w:t>Al realizar correctamente el gesto definido, se ejecuta un click.</w:t>
+        <w:t xml:space="preserve">Al realizar correctamente cada gesto definido, se ejecuta el click izquierdo o derecho correspondiente.</w:t>
       </w:r>
     </w:p>
     <w:p>
@@ -7287,7 +6389,7 @@
                 <w:sz w:val="22"/>
                 <w:szCs w:val="22"/>
               </w:rPr>
-              <w:t>SB03-T12</w:t>
+              <w:t xml:space="preserve">SB03-T12</w:t>
             </w:r>
           </w:p>
         </w:tc>
@@ -7310,7 +6412,7 @@
                 <w:sz w:val="22"/>
                 <w:szCs w:val="22"/>
               </w:rPr>
-              <w:t>PB-10</w:t>
+              <w:t xml:space="preserve">PB-10</w:t>
             </w:r>
           </w:p>
         </w:tc>
@@ -7333,7 +6435,7 @@
                 <w:sz w:val="22"/>
                 <w:szCs w:val="22"/>
               </w:rPr>
-              <w:t>Implementar click</w:t>
+              <w:t xml:space="preserve">Implementar click</w:t>
             </w:r>
           </w:p>
         </w:tc>
@@ -7356,7 +6458,7 @@
                 <w:sz w:val="22"/>
                 <w:szCs w:val="22"/>
               </w:rPr>
-              <w:t>Conectar el gesto definido con un click en la posición actual del cursor.</w:t>
+              <w:t xml:space="preserve">Conectar los gestos definidos con el click izquierdo y el click derecho en la posición actual del cursor.</w:t>
             </w:r>
           </w:p>
         </w:tc>
@@ -7379,7 +6481,7 @@
                 <w:sz w:val="22"/>
                 <w:szCs w:val="22"/>
               </w:rPr>
-              <w:t>Alta</w:t>
+              <w:t xml:space="preserve">Alta</w:t>
             </w:r>
           </w:p>
         </w:tc>
@@ -10628,7 +9730,7 @@
                 <w:sz w:val="22"/>
                 <w:szCs w:val="22"/>
               </w:rPr>
-              <w:t>Click</w:t>
+              <w:t xml:space="preserve">Click</w:t>
             </w:r>
           </w:p>
         </w:tc>
@@ -10651,7 +9753,7 @@
                 <w:sz w:val="22"/>
                 <w:szCs w:val="22"/>
               </w:rPr>
-              <w:t>PB-10</w:t>
+              <w:t xml:space="preserve">PB-10</w:t>
             </w:r>
           </w:p>
         </w:tc>
@@ -10674,7 +9776,7 @@
                 <w:sz w:val="22"/>
                 <w:szCs w:val="22"/>
               </w:rPr>
-              <w:t>El gesto correspondiente ejecuta un click en la posición del cursor.</w:t>
+              <w:t xml:space="preserve">Los gestos correspondientes ejecutan un click izquierdo y un click derecho en la posición del cursor.</w:t>
             </w:r>
           </w:p>
         </w:tc>
